--- a/resume/Vamshi_Resume_2026.docx
+++ b/resume/Vamshi_Resume_2026.docx
@@ -2717,7 +2717,7 @@
         <w:pStyle w:val="BodyText"/>
       </w:pPr>
       <w:r>
-        <w:t xml:space="preserve">Efficient Data Extraction: Extract loyalty program data from PAR Stuzo</w:t>
+        <w:t xml:space="preserve">Efficient Data Extraction: Extract loyalty program data from vendor</w:t>
       </w:r>
       <w:r>
         <w:t xml:space="preserve"> </w:t>
@@ -2924,13 +2924,13 @@
         </w:numPr>
       </w:pPr>
       <w:r>
-        <w:t xml:space="preserve">Implemented stored procedures for merge operations across replica_par,</w:t>
-      </w:r>
-      <w:r>
-        <w:t xml:space="preserve"> </w:t>
-      </w:r>
-      <w:r>
-        <w:t xml:space="preserve">udm_core, and mdm_core schemas with comprehensive execution logging.</w:t>
+        <w:t xml:space="preserve">Implemented stored procedures for merge operations across replica,</w:t>
+      </w:r>
+      <w:r>
+        <w:t xml:space="preserve"> </w:t>
+      </w:r>
+      <w:r>
+        <w:t xml:space="preserve">core, and master data schemas with comprehensive execution logging.</w:t>
       </w:r>
     </w:p>
     <w:p>
@@ -3192,19 +3192,19 @@
         <w:t xml:space="preserve"> </w:t>
       </w:r>
       <w:r>
-        <w:t xml:space="preserve">application onto Azure Synapse (I&amp;DP platform), spanning 98 master and</w:t>
-      </w:r>
-      <w:r>
-        <w:t xml:space="preserve"> </w:t>
-      </w:r>
-      <w:r>
-        <w:t xml:space="preserve">transaction tables across two schemas — Replica_Kittyhawk (CDC replica)</w:t>
-      </w:r>
-      <w:r>
-        <w:t xml:space="preserve"> </w:t>
-      </w:r>
-      <w:r>
-        <w:t xml:space="preserve">and kh_core (curated analytical layer).</w:t>
+        <w:t xml:space="preserve">application onto Azure Synapse Analytics, spanning 98 master and</w:t>
+      </w:r>
+      <w:r>
+        <w:t xml:space="preserve"> </w:t>
+      </w:r>
+      <w:r>
+        <w:t xml:space="preserve">transaction tables across two schemas — a CDC replica layer</w:t>
+      </w:r>
+      <w:r>
+        <w:t xml:space="preserve"> </w:t>
+      </w:r>
+      <w:r>
+        <w:t xml:space="preserve">and a curated analytical layer.</w:t>
       </w:r>
     </w:p>
     <w:p>
@@ -3233,13 +3233,13 @@
         <w:t xml:space="preserve"> </w:t>
       </w:r>
       <w:r>
-        <w:t xml:space="preserve">into Replica_Kittyhawk, followed by ADF pipelines performing FULL LOAD</w:t>
-      </w:r>
-      <w:r>
-        <w:t xml:space="preserve"> </w:t>
-      </w:r>
-      <w:r>
-        <w:t xml:space="preserve">and incremental delta loads into kh_core using watermark-based change</w:t>
+        <w:t xml:space="preserve">into the replica layer, followed by ADF pipelines performing full load</w:t>
+      </w:r>
+      <w:r>
+        <w:t xml:space="preserve"> </w:t>
+      </w:r>
+      <w:r>
+        <w:t xml:space="preserve">and incremental delta loads into the curated layer using watermark-based change</w:t>
       </w:r>
       <w:r>
         <w:t xml:space="preserve"> </w:t>
@@ -3262,19 +3262,13 @@
         <w:t xml:space="preserve"> </w:t>
       </w:r>
       <w:r>
-        <w:t xml:space="preserve">transaction tables — Movement, MovementTransaction (MPC and MPLX</w:t>
-      </w:r>
-      <w:r>
-        <w:t xml:space="preserve"> </w:t>
-      </w:r>
-      <w:r>
-        <w:t xml:space="preserve">variants), InventoryHistory, InventoryForecast, and</w:t>
-      </w:r>
-      <w:r>
-        <w:t xml:space="preserve"> </w:t>
-      </w:r>
-      <w:r>
-        <w:t xml:space="preserve">BulkTransferExpense — with schema-aware column mappings.</w:t>
+        <w:t xml:space="preserve">transaction tables — movement, inventory, financial, and bulk transfer</w:t>
+      </w:r>
+      <w:r>
+        <w:t xml:space="preserve"> </w:t>
+      </w:r>
+      <w:r>
+        <w:t xml:space="preserve">transaction tables handling multiple business entity variants — with schema-aware column mappings.</w:t>
       </w:r>
     </w:p>
     <w:p>
@@ -3285,13 +3279,7 @@
         </w:numPr>
       </w:pPr>
       <w:r>
-        <w:t xml:space="preserve">Architected parent-child pipeline patterns (KH_PL_Master_Main/Child,</w:t>
-      </w:r>
-      <w:r>
-        <w:t xml:space="preserve"> </w:t>
-      </w:r>
-      <w:r>
-        <w:t xml:space="preserve">KH_PL_Transac_Delta_Main/Child) with concurrency guards, runtime</w:t>
+        <w:t xml:space="preserve">Architected parent-child pipeline patterns with concurrency guards, runtime</w:t>
       </w:r>
       <w:r>
         <w:t xml:space="preserve"> </w:t>
@@ -3320,7 +3308,7 @@
         <w:t xml:space="preserve"> </w:t>
       </w:r>
       <w:r>
-        <w:t xml:space="preserve">watermarks per table across M1-M5 master waves, ensuring idempotent</w:t>
+        <w:t xml:space="preserve">watermarks per table across multiple processing wave groups, ensuring idempotent</w:t>
       </w:r>
       <w:r>
         <w:t xml:space="preserve"> </w:t>
@@ -3360,19 +3348,19 @@
         </w:numPr>
       </w:pPr>
       <w:r>
-        <w:t xml:space="preserve">Built Power BI reporting layer on kh_core schema for CTRM analytics</w:t>
-      </w:r>
-      <w:r>
-        <w:t xml:space="preserve"> </w:t>
-      </w:r>
-      <w:r>
-        <w:t xml:space="preserve">including movement tracking, bulk transfer expense analysis, inventory</w:t>
-      </w:r>
-      <w:r>
-        <w:t xml:space="preserve"> </w:t>
-      </w:r>
-      <w:r>
-        <w:t xml:space="preserve">forecasting, and trading operations dashboards.</w:t>
+        <w:t xml:space="preserve">Built Power BI reporting layer on the curated schema for commodity</w:t>
+      </w:r>
+      <w:r>
+        <w:t xml:space="preserve"> </w:t>
+      </w:r>
+      <w:r>
+        <w:t xml:space="preserve">trading analytics including movement tracking, expense analysis,</w:t>
+      </w:r>
+      <w:r>
+        <w:t xml:space="preserve"> </w:t>
+      </w:r>
+      <w:r>
+        <w:t xml:space="preserve">inventory forecasting, and trading operations dashboards.</w:t>
       </w:r>
     </w:p>
     <w:p>
@@ -3714,7 +3702,7 @@
           <w:b/>
           <w:bCs/>
         </w:rPr>
-        <w:t xml:space="preserve">[Downstream] DARE (formerly AMDB – Fuel Rewards Program Database)</w:t>
+        <w:t xml:space="preserve">[Downstream] Fuel Rewards Data Platform</w:t>
       </w:r>
       <w:r>
         <w:rPr>
@@ -3824,7 +3812,7 @@
         <w:t xml:space="preserve"> </w:t>
       </w:r>
       <w:r>
-        <w:t xml:space="preserve">Rewards Program which is the direct beneficiary of this DARE project.</w:t>
+        <w:t xml:space="preserve">Rewards Program which is the direct beneficiary of this data platform.</w:t>
       </w:r>
     </w:p>
     <w:p>
@@ -3912,13 +3900,13 @@
         </w:numPr>
       </w:pPr>
       <w:r>
-        <w:t xml:space="preserve">Design &amp; Develop Ingestion module, process files into PREP Layer (make</w:t>
-      </w:r>
-      <w:r>
-        <w:t xml:space="preserve"> </w:t>
-      </w:r>
-      <w:r>
-        <w:t xml:space="preserve">data ready for curation)</w:t>
+        <w:t xml:space="preserve">Design &amp; Develop Ingestion module, process files into staging layer for</w:t>
+      </w:r>
+      <w:r>
+        <w:t xml:space="preserve"> </w:t>
+      </w:r>
+      <w:r>
+        <w:t xml:space="preserve">curation readiness</w:t>
       </w:r>
     </w:p>
     <w:p>
@@ -3970,7 +3958,7 @@
         <w:t xml:space="preserve"> </w:t>
       </w:r>
       <w:r>
-        <w:t xml:space="preserve">comply with Shell's IRM and GDPR/CCPA requirements.</w:t>
+        <w:t xml:space="preserve">comply with internal risk management, GDPR, and CCPA requirements.</w:t>
       </w:r>
     </w:p>
     <w:p>
@@ -3998,13 +3986,7 @@
         </w:numPr>
       </w:pPr>
       <w:r>
-        <w:t xml:space="preserve">Parallelly process ingress files and process them into PREP Layer (for</w:t>
-      </w:r>
-      <w:r>
-        <w:t xml:space="preserve"> </w:t>
-      </w:r>
-      <w:r>
-        <w:t xml:space="preserve">curation)</w:t>
+        <w:t xml:space="preserve">Parallelly process ingress files and process them into staging layer for curation</w:t>
       </w:r>
     </w:p>
     <w:p>
@@ -4032,7 +4014,7 @@
         <w:t xml:space="preserve"> </w:t>
       </w:r>
       <w:r>
-        <w:t xml:space="preserve">Information) as per IRM (Internal Risk Management Rules)</w:t>
+        <w:t xml:space="preserve">Information) as per internal risk management policies</w:t>
       </w:r>
     </w:p>
     <w:p>
@@ -4147,55 +4129,25 @@
         <w:pStyle w:val="BodyText"/>
       </w:pPr>
       <w:r>
-        <w:t xml:space="preserve">Lepton is the critical first step in operationalizing data lake which</w:t>
-      </w:r>
-      <w:r>
-        <w:t xml:space="preserve"> </w:t>
-      </w:r>
-      <w:r>
-        <w:t xml:space="preserve">gets Natural gas and Power trading data to provide a combined view of</w:t>
-      </w:r>
-      <w:r>
-        <w:t xml:space="preserve"> </w:t>
-      </w:r>
-      <w:r>
-        <w:t xml:space="preserve">PNL, Limits Exposure, Manual Risk Adjustments, Transaction limits and</w:t>
-      </w:r>
-      <w:r>
-        <w:t xml:space="preserve"> </w:t>
-      </w:r>
-      <w:r>
-        <w:t xml:space="preserve">Volumetric reporting, these reports will enable Traders with latest data</w:t>
-      </w:r>
-      <w:r>
-        <w:t xml:space="preserve"> </w:t>
-      </w:r>
-      <w:r>
-        <w:t xml:space="preserve">and have them equipped with much required digital advantage in</w:t>
-      </w:r>
-      <w:r>
-        <w:t xml:space="preserve"> </w:t>
-      </w:r>
-      <w:r>
-        <w:t xml:space="preserve">performing their day-to-day activities. Lepton not only automates data</w:t>
-      </w:r>
-      <w:r>
-        <w:t xml:space="preserve"> </w:t>
-      </w:r>
-      <w:r>
-        <w:t xml:space="preserve">ingestion but also key functionality that must accompany ingestion to</w:t>
-      </w:r>
-      <w:r>
-        <w:t xml:space="preserve"> </w:t>
-      </w:r>
-      <w:r>
-        <w:t xml:space="preserve">establish a complete foundation for analytics.  Data onboarding with</w:t>
-      </w:r>
-      <w:r>
-        <w:t xml:space="preserve"> </w:t>
-      </w:r>
-      <w:r>
-        <w:t xml:space="preserve">Lepton automates:</w:t>
+        <w:t xml:space="preserve">Built an enterprise data lake platform for natural gas and power</w:t>
+      </w:r>
+      <w:r>
+        <w:t xml:space="preserve"> </w:t>
+      </w:r>
+      <w:r>
+        <w:t xml:space="preserve">trading, providing traders with a consolidated view of P&amp;L, risk</w:t>
+      </w:r>
+      <w:r>
+        <w:t xml:space="preserve"> </w:t>
+      </w:r>
+      <w:r>
+        <w:t xml:space="preserve">exposure, transaction limits, and volumetric reporting. The platform</w:t>
+      </w:r>
+      <w:r>
+        <w:t xml:space="preserve"> </w:t>
+      </w:r>
+      <w:r>
+        <w:t xml:space="preserve">automates end-to-end data onboarding including:</w:t>
       </w:r>
     </w:p>
     <w:p>
@@ -4468,79 +4420,37 @@
         <w:pStyle w:val="BodyText"/>
       </w:pPr>
       <w:r>
-        <w:t xml:space="preserve">VCS&amp;O Optimization Engine will be a tool used every day by the value</w:t>
-      </w:r>
-      <w:r>
-        <w:t xml:space="preserve"> </w:t>
-      </w:r>
-      <w:r>
-        <w:t xml:space="preserve">chain optimization decision makers across the P66 operating functions to</w:t>
-      </w:r>
-      <w:r>
-        <w:t xml:space="preserve"> </w:t>
-      </w:r>
-      <w:r>
-        <w:t xml:space="preserve">enable better decisions for the general interest: Refinery</w:t>
-      </w:r>
-      <w:r>
-        <w:t xml:space="preserve"> </w:t>
-      </w:r>
-      <w:r>
-        <w:t xml:space="preserve">Planning Staff, Commercial Traders &amp; Schedulers, Marketing, Sales,</w:t>
-      </w:r>
-      <w:r>
-        <w:t xml:space="preserve"> </w:t>
-      </w:r>
-      <w:r>
-        <w:t xml:space="preserve">Pricing &amp; Supply Staff, VCS&amp;O Optimization Directors.  VCO Optimization</w:t>
-      </w:r>
-      <w:r>
-        <w:t xml:space="preserve"> </w:t>
-      </w:r>
-      <w:r>
-        <w:t xml:space="preserve">Engine will also leverage historical trend and performance data to</w:t>
-      </w:r>
-      <w:r>
-        <w:t xml:space="preserve"> </w:t>
-      </w:r>
-      <w:r>
-        <w:t xml:space="preserve">enable better strategic planning, while giving users from VCS&amp;O team,</w:t>
-      </w:r>
-      <w:r>
-        <w:t xml:space="preserve"> </w:t>
-      </w:r>
-      <w:r>
-        <w:t xml:space="preserve">Marketing, Refining, Midstream Strategy Directors a lot of visibility</w:t>
-      </w:r>
-      <w:r>
-        <w:t xml:space="preserve"> </w:t>
-      </w:r>
-      <w:r>
-        <w:t xml:space="preserve">around pricing. The Optimization Engine will move PSX from a</w:t>
-      </w:r>
-      <w:r>
-        <w:t xml:space="preserve"> </w:t>
-      </w:r>
-      <w:r>
-        <w:t xml:space="preserve">localized spreadsheet-based optimization culture to an on-line system</w:t>
-      </w:r>
-      <w:r>
-        <w:t xml:space="preserve"> </w:t>
-      </w:r>
-      <w:r>
-        <w:t xml:space="preserve">with consistent data, available to all users.  Major modules are GI</w:t>
-      </w:r>
-      <w:r>
-        <w:t xml:space="preserve"> </w:t>
-      </w:r>
-      <w:r>
-        <w:t xml:space="preserve">Margin Tool, Crude Placement/Consumption Dashboard, Historical and</w:t>
-      </w:r>
-      <w:r>
-        <w:t xml:space="preserve"> </w:t>
-      </w:r>
-      <w:r>
-        <w:t xml:space="preserve">Forecast Market Pricing Data, Inter-Month Product Demand Forecasting.</w:t>
+        <w:t xml:space="preserve">Built a value chain supply optimization platform for daily use by</w:t>
+      </w:r>
+      <w:r>
+        <w:t xml:space="preserve"> </w:t>
+      </w:r>
+      <w:r>
+        <w:t xml:space="preserve">refinery planning, commercial trading, marketing, and pricing teams.</w:t>
+      </w:r>
+      <w:r>
+        <w:t xml:space="preserve"> </w:t>
+      </w:r>
+      <w:r>
+        <w:t xml:space="preserve">The platform replaced spreadsheet-based optimization with a centralized</w:t>
+      </w:r>
+      <w:r>
+        <w:t xml:space="preserve"> </w:t>
+      </w:r>
+      <w:r>
+        <w:t xml:space="preserve">system providing consistent data and analytics. Key modules include</w:t>
+      </w:r>
+      <w:r>
+        <w:t xml:space="preserve"> </w:t>
+      </w:r>
+      <w:r>
+        <w:t xml:space="preserve">margin analysis, crude placement dashboards, market pricing forecasts,</w:t>
+      </w:r>
+      <w:r>
+        <w:t xml:space="preserve"> </w:t>
+      </w:r>
+      <w:r>
+        <w:t xml:space="preserve">and inter-month product demand forecasting.</w:t>
       </w:r>
     </w:p>
     <w:p>
@@ -4954,19 +4864,19 @@
         <w:pStyle w:val="BodyText"/>
       </w:pPr>
       <w:r>
-        <w:t xml:space="preserve">Currently NRD project resides in SQL Server, Scope of this new project</w:t>
-      </w:r>
-      <w:r>
-        <w:t xml:space="preserve"> </w:t>
-      </w:r>
-      <w:r>
-        <w:t xml:space="preserve">is to re-design the dataset keeping the downstream unaffected in Azure</w:t>
-      </w:r>
-      <w:r>
-        <w:t xml:space="preserve"> </w:t>
-      </w:r>
-      <w:r>
-        <w:t xml:space="preserve">Data Warehouse as a separate database.</w:t>
+        <w:t xml:space="preserve">Migrated an on-premises net revenue analytics dataset from SQL Server</w:t>
+      </w:r>
+      <w:r>
+        <w:t xml:space="preserve"> </w:t>
+      </w:r>
+      <w:r>
+        <w:t xml:space="preserve">to Azure Data Warehouse while maintaining downstream reporting</w:t>
+      </w:r>
+      <w:r>
+        <w:t xml:space="preserve"> </w:t>
+      </w:r>
+      <w:r>
+        <w:t xml:space="preserve">compatibility.</w:t>
       </w:r>
     </w:p>
     <w:p>
@@ -5056,19 +4966,19 @@
         </w:numPr>
       </w:pPr>
       <w:r>
-        <w:t xml:space="preserve">Exploring the load performances between ADLA, DF Pipelines along with</w:t>
-      </w:r>
-      <w:r>
-        <w:t xml:space="preserve"> </w:t>
-      </w:r>
-      <w:r>
-        <w:t xml:space="preserve">Native SSIS ETL packages and accessing the migration of objects from</w:t>
-      </w:r>
-      <w:r>
-        <w:t xml:space="preserve"> </w:t>
-      </w:r>
-      <w:r>
-        <w:t xml:space="preserve">On-Premises to Azure Data Lake.</w:t>
+        <w:t xml:space="preserve">Benchmarked load performance across Azure Data Lake Analytics, Data</w:t>
+      </w:r>
+      <w:r>
+        <w:t xml:space="preserve"> </w:t>
+      </w:r>
+      <w:r>
+        <w:t xml:space="preserve">Factory pipelines, and native SSIS packages to determine optimal</w:t>
+      </w:r>
+      <w:r>
+        <w:t xml:space="preserve"> </w:t>
+      </w:r>
+      <w:r>
+        <w:t xml:space="preserve">migration strategy.</w:t>
       </w:r>
     </w:p>
     <w:p>
@@ -6080,7 +5990,7 @@
         <w:t xml:space="preserve"> </w:t>
       </w:r>
       <w:r>
-        <w:t xml:space="preserve">(OEM Activation supply chain reporting for OEM Operations, BG Finance,</w:t>
+        <w:t xml:space="preserve">(OEM Activation supply chain reporting for OEM Operations, Business Group Finance,</w:t>
       </w:r>
       <w:r>
         <w:t xml:space="preserve"> </w:t>
@@ -6144,7 +6054,7 @@
         <w:t xml:space="preserve"> </w:t>
       </w:r>
       <w:r>
-        <w:t xml:space="preserve">Microsoft OEM Operations, BG Finance, and Anti-Piracy stakeholders.</w:t>
+        <w:t xml:space="preserve">Microsoft OEM Operations, Business Group Finance, and Anti-Piracy stakeholders.</w:t>
       </w:r>
     </w:p>
     <w:p>

--- a/resume/Vamshi_Resume_2026.docx
+++ b/resume/Vamshi_Resume_2026.docx
@@ -2402,19 +2402,13 @@
         <w:t xml:space="preserve"> </w:t>
       </w:r>
       <w:r>
-        <w:t xml:space="preserve">ingesting well-level injection and production data from SCADA, PI</w:t>
-      </w:r>
-      <w:r>
-        <w:t xml:space="preserve"> </w:t>
-      </w:r>
-      <w:r>
-        <w:t xml:space="preserve">Historian, and SAP ERP systems via Fivetran connectors and AWS Glue</w:t>
-      </w:r>
-      <w:r>
-        <w:t xml:space="preserve"> </w:t>
-      </w:r>
-      <w:r>
-        <w:t xml:space="preserve">ETL jobs.</w:t>
+        <w:t xml:space="preserve">ingesting well-level injection and production data from upstream</w:t>
+      </w:r>
+      <w:r>
+        <w:t xml:space="preserve"> </w:t>
+      </w:r>
+      <w:r>
+        <w:t xml:space="preserve">field systems via Fivetran connectors and cloud-native ETL jobs.</w:t>
       </w:r>
     </w:p>
     <w:p>
@@ -3100,39 +3094,25 @@
           <w:b/>
           <w:bCs/>
         </w:rPr>
-        <w:t xml:space="preserve">[Midstream] KittyHawk Modernization – Right Angle CTRM Data Platform</w:t>
-      </w:r>
+        <w:t xml:space="preserve">[Midstream] Commodity Trading Data Platform Modernization –</w:t>
+      </w:r>
+      <w:r>
+        <w:t xml:space="preserve"> </w:t>
+      </w:r>
+      <w:r>
+        <w:t xml:space="preserve">Jul 2023 – Dec 2023</w:t>
+      </w:r>
+    </w:p>
+    <w:p>
+      <w:pPr>
+        <w:pStyle w:val="BodyText"/>
+      </w:pPr>
       <w:r>
         <w:rPr>
           <w:b/>
           <w:bCs/>
         </w:rPr>
-        <w:t xml:space="preserve"> </w:t>
-      </w:r>
-      <w:r>
-        <w:rPr>
-          <w:b/>
-          <w:bCs/>
-        </w:rPr>
-        <w:t xml:space="preserve">–</w:t>
-      </w:r>
-      <w:r>
-        <w:t xml:space="preserve"> </w:t>
-      </w:r>
-      <w:r>
-        <w:t xml:space="preserve">Jul 2023 – Dec 2023</w:t>
-      </w:r>
-    </w:p>
-    <w:p>
-      <w:pPr>
-        <w:pStyle w:val="BodyText"/>
-      </w:pPr>
-      <w:r>
-        <w:rPr>
-          <w:b/>
-          <w:bCs/>
-        </w:rPr>
-        <w:t xml:space="preserve">Technologies/Stack used: Right Angle (CTRM), Qlik Replication, Azure</w:t>
+        <w:t xml:space="preserve">Technologies/Stack used: Qlik Replication, Azure</w:t>
       </w:r>
       <w:r>
         <w:rPr>
@@ -3186,13 +3166,13 @@
         <w:t xml:space="preserve"> </w:t>
       </w:r>
       <w:r>
-        <w:t xml:space="preserve">SQL Server (KittyHawk) receiving data from the Right Angle CTRM</w:t>
-      </w:r>
-      <w:r>
-        <w:t xml:space="preserve"> </w:t>
-      </w:r>
-      <w:r>
-        <w:t xml:space="preserve">application onto Azure Synapse Analytics, spanning 98 master and</w:t>
+        <w:t xml:space="preserve">commodity trading SQL Server database onto Azure Synapse Analytics,</w:t>
+      </w:r>
+      <w:r>
+        <w:t xml:space="preserve"> </w:t>
+      </w:r>
+      <w:r>
+        <w:t xml:space="preserve">spanning 98 master and</w:t>
       </w:r>
       <w:r>
         <w:t xml:space="preserve"> </w:t>

--- a/resume/Vamshi_Resume_2026.docx
+++ b/resume/Vamshi_Resume_2026.docx
@@ -2,169 +2,9 @@
 <file path=word/document.xml><?xml version="1.0" encoding="utf-8"?>
 <w:document xmlns:w="http://schemas.openxmlformats.org/wordprocessingml/2006/main" xmlns:m="http://schemas.openxmlformats.org/officeDocument/2006/math" xmlns:r="http://schemas.openxmlformats.org/officeDocument/2006/relationships" xmlns:o="urn:schemas-microsoft-com:office:office" xmlns:v="urn:schemas-microsoft-com:vml" xmlns:w10="urn:schemas-microsoft-com:office:word" xmlns:a="http://schemas.openxmlformats.org/drawingml/2006/main" xmlns:pic="http://schemas.openxmlformats.org/drawingml/2006/picture" xmlns:wp="http://schemas.openxmlformats.org/drawingml/2006/wordprocessingDrawing">
   <w:body>
-    <w:bookmarkStart w:id="18" w:name="vamshi-singam"/>
-    <w:p>
-      <w:pPr>
-        <w:pStyle w:val="Heading1"/>
-      </w:pPr>
-      <w:r>
-        <w:t xml:space="preserve">Vamshi Singam</w:t>
-      </w:r>
-    </w:p>
     <w:p>
       <w:pPr>
         <w:pStyle w:val="FirstParagraph"/>
-      </w:pPr>
-      <w:r>
-        <w:rPr>
-          <w:b/>
-          <w:bCs/>
-        </w:rPr>
-        <w:t xml:space="preserve">Lead Data Engineer | Agentic AI Solutions Architect</w:t>
-      </w:r>
-    </w:p>
-    <w:p>
-      <w:pPr>
-        <w:pStyle w:val="BodyText"/>
-      </w:pPr>
-      <w:r>
-        <w:rPr>
-          <w:b/>
-          <w:bCs/>
-        </w:rPr>
-        <w:t xml:space="preserve">+1 346-666-1192</w:t>
-      </w:r>
-    </w:p>
-    <w:p>
-      <w:pPr>
-        <w:pStyle w:val="BodyText"/>
-      </w:pPr>
-      <w:hyperlink r:id="rId9">
-        <w:r>
-          <w:rPr>
-            <w:rStyle w:val="Hyperlink"/>
-          </w:rPr>
-          <w:t xml:space="preserve">vamshi455@gmail.com</w:t>
-        </w:r>
-      </w:hyperlink>
-    </w:p>
-    <w:p>
-      <w:pPr>
-        <w:pStyle w:val="BodyText"/>
-      </w:pPr>
-      <w:hyperlink r:id="rId13">
-        <w:r>
-          <w:drawing>
-            <wp:inline>
-              <wp:extent cx="542925" cy="190500"/>
-              <wp:effectExtent b="0" l="0" r="0" t="0"/>
-              <wp:docPr descr="LinkedIn" title="" id="11" name="Picture"/>
-              <a:graphic>
-                <a:graphicData uri="http://schemas.openxmlformats.org/drawingml/2006/picture">
-                  <pic:pic>
-                    <pic:nvPicPr>
-                      <pic:cNvPr descr="https://img.shields.io/badge/LinkedIn-0A66C2?logo=linkedin&amp;logoColor=white" id="12" name="Picture"/>
-                      <pic:cNvPicPr>
-                        <a:picLocks noChangeArrowheads="1" noChangeAspect="1"/>
-                      </pic:cNvPicPr>
-                    </pic:nvPicPr>
-                    <pic:blipFill>
-                      <a:blip>
-                        <a:extLst>
-                          <a:ext uri="{28A0092B-C50C-407E-A947-70E740481C1C}">
-                            <a14:useLocalDpi xmlns:a14="http://schemas.microsoft.com/office/drawing/2010/main" val="0"/>
-                          </a:ext>
-                          <a:ext uri="{96DAC541-7B7A-43D3-8B79-37D633B846F1}">
-                            <asvg:svgBlip xmlns:asvg="http://schemas.microsoft.com/office/drawing/2016/SVG/main" r:embed="rId10"/>
-                          </a:ext>
-                        </a:extLst>
-                      </a:blip>
-                      <a:stretch>
-                        <a:fillRect/>
-                      </a:stretch>
-                    </pic:blipFill>
-                    <pic:spPr bwMode="auto">
-                      <a:xfrm>
-                        <a:off x="0" y="0"/>
-                        <a:ext cx="542925" cy="190500"/>
-                      </a:xfrm>
-                      <a:prstGeom prst="rect">
-                        <a:avLst/>
-                      </a:prstGeom>
-                      <a:noFill/>
-                      <a:ln w="9525">
-                        <a:noFill/>
-                        <a:headEnd/>
-                        <a:tailEnd/>
-                      </a:ln>
-                    </pic:spPr>
-                  </pic:pic>
-                </a:graphicData>
-              </a:graphic>
-            </wp:inline>
-          </w:drawing>
-        </w:r>
-      </w:hyperlink>
-      <w:r>
-        <w:t xml:space="preserve"> </w:t>
-      </w:r>
-      <w:hyperlink r:id="rId17">
-        <w:r>
-          <w:drawing>
-            <wp:inline>
-              <wp:extent cx="619125" cy="190500"/>
-              <wp:effectExtent b="0" l="0" r="0" t="0"/>
-              <wp:docPr descr="GitHub" title="" id="15" name="Picture"/>
-              <a:graphic>
-                <a:graphicData uri="http://schemas.openxmlformats.org/drawingml/2006/picture">
-                  <pic:pic>
-                    <pic:nvPicPr>
-                      <pic:cNvPr descr="https://img.shields.io/badge/GitHub-181717?logo=github&amp;logoColor=white" id="16" name="Picture"/>
-                      <pic:cNvPicPr>
-                        <a:picLocks noChangeArrowheads="1" noChangeAspect="1"/>
-                      </pic:cNvPicPr>
-                    </pic:nvPicPr>
-                    <pic:blipFill>
-                      <a:blip>
-                        <a:extLst>
-                          <a:ext uri="{28A0092B-C50C-407E-A947-70E740481C1C}">
-                            <a14:useLocalDpi xmlns:a14="http://schemas.microsoft.com/office/drawing/2010/main" val="0"/>
-                          </a:ext>
-                          <a:ext uri="{96DAC541-7B7A-43D3-8B79-37D633B846F1}">
-                            <asvg:svgBlip xmlns:asvg="http://schemas.microsoft.com/office/drawing/2016/SVG/main" r:embed="rId14"/>
-                          </a:ext>
-                        </a:extLst>
-                      </a:blip>
-                      <a:stretch>
-                        <a:fillRect/>
-                      </a:stretch>
-                    </pic:blipFill>
-                    <pic:spPr bwMode="auto">
-                      <a:xfrm>
-                        <a:off x="0" y="0"/>
-                        <a:ext cx="619125" cy="190500"/>
-                      </a:xfrm>
-                      <a:prstGeom prst="rect">
-                        <a:avLst/>
-                      </a:prstGeom>
-                      <a:noFill/>
-                      <a:ln w="9525">
-                        <a:noFill/>
-                        <a:headEnd/>
-                        <a:tailEnd/>
-                      </a:ln>
-                    </pic:spPr>
-                  </pic:pic>
-                </a:graphicData>
-              </a:graphic>
-            </wp:inline>
-          </w:drawing>
-        </w:r>
-      </w:hyperlink>
-    </w:p>
-    <w:p>
-      <w:pPr>
-        <w:pStyle w:val="BodyText"/>
       </w:pPr>
       <w:r>
         <w:rPr>
@@ -6324,7 +6164,6 @@
         <w:t xml:space="preserve">ASP.NET, VB.NET, SQL Server, HTML, CSS</w:t>
       </w:r>
     </w:p>
-    <w:bookmarkEnd w:id="18"/>
     <w:sectPr>
       <w:pgSz w:h="15840" w:w="12240"/>
       <w:pgMar w:bottom="576" w:footer="720" w:gutter="0" w:header="720" w:left="720" w:right="720" w:top="576"/>

--- a/resume/Vamshi_Resume_2026.docx
+++ b/resume/Vamshi_Resume_2026.docx
@@ -3168,19 +3168,25 @@
         </w:numPr>
       </w:pPr>
       <w:r>
-        <w:t xml:space="preserve">Built Power BI reporting layer on the curated schema for commodity</w:t>
-      </w:r>
-      <w:r>
-        <w:t xml:space="preserve"> </w:t>
-      </w:r>
-      <w:r>
-        <w:t xml:space="preserve">trading analytics including movement tracking, expense analysis,</w:t>
-      </w:r>
-      <w:r>
-        <w:t xml:space="preserve"> </w:t>
-      </w:r>
-      <w:r>
-        <w:t xml:space="preserve">inventory forecasting, and trading operations dashboards.</w:t>
+        <w:t xml:space="preserve">Built Power BI reporting layer on the curated schema delivering</w:t>
+      </w:r>
+      <w:r>
+        <w:t xml:space="preserve"> </w:t>
+      </w:r>
+      <w:r>
+        <w:t xml:space="preserve">Movement, Movement Transaction, Inventory History, Inventory Forecast,</w:t>
+      </w:r>
+      <w:r>
+        <w:t xml:space="preserve"> </w:t>
+      </w:r>
+      <w:r>
+        <w:t xml:space="preserve">and Bulk Transfer Expense reports for commodity trading analytics and</w:t>
+      </w:r>
+      <w:r>
+        <w:t xml:space="preserve"> </w:t>
+      </w:r>
+      <w:r>
+        <w:t xml:space="preserve">trading operations dashboards.</w:t>
       </w:r>
     </w:p>
     <w:p>

--- a/resume/Vamshi_Resume_2026.docx
+++ b/resume/Vamshi_Resume_2026.docx
@@ -2,9 +2,118 @@
 <file path=word/document.xml><?xml version="1.0" encoding="utf-8"?>
 <w:document xmlns:w="http://schemas.openxmlformats.org/wordprocessingml/2006/main" xmlns:m="http://schemas.openxmlformats.org/officeDocument/2006/math" xmlns:r="http://schemas.openxmlformats.org/officeDocument/2006/relationships" xmlns:o="urn:schemas-microsoft-com:office:office" xmlns:v="urn:schemas-microsoft-com:vml" xmlns:w10="urn:schemas-microsoft-com:office:word" xmlns:a="http://schemas.openxmlformats.org/drawingml/2006/main" xmlns:pic="http://schemas.openxmlformats.org/drawingml/2006/picture" xmlns:wp="http://schemas.openxmlformats.org/drawingml/2006/wordprocessingDrawing">
   <w:body>
-    <w:p>
-      <w:pPr>
-        <w:pStyle w:val="FirstParagraph"/>
+    <w:tbl>
+      <w:tblPr>
+        <w:tblW w:type="auto" w:w="0"/>
+        <w:tblLayout w:type="autofit"/>
+        <w:tblLook w:firstColumn="1" w:firstRow="1" w:lastColumn="0" w:lastRow="0" w:noHBand="0" w:noVBand="1" w:val="04A0"/>
+        <w:tblBorders>
+          <w:top w:val="none" w:sz="0" w:space="0" w:color="auto"/>
+          <w:left w:val="none" w:sz="0" w:space="0" w:color="auto"/>
+          <w:bottom w:val="none" w:sz="0" w:space="0" w:color="auto"/>
+          <w:right w:val="none" w:sz="0" w:space="0" w:color="auto"/>
+          <w:insideH w:val="none" w:sz="0" w:space="0" w:color="auto"/>
+          <w:insideV w:val="none" w:sz="0" w:space="0" w:color="auto"/>
+        </w:tblBorders>
+        <w:tblW w:w="5000" w:type="pct"/>
+      </w:tblPr>
+      <w:tblGrid>
+        <w:gridCol w:w="5400"/>
+        <w:gridCol w:w="5400"/>
+      </w:tblGrid>
+      <w:tr>
+        <w:tc>
+          <w:tcPr>
+            <w:tcW w:type="dxa" w:w="5400"/>
+          </w:tcPr>
+          <w:p>
+            <w:r/>
+            <w:r>
+              <w:rPr>
+                <w:rFonts w:ascii="Calibri" w:hAnsi="Calibri"/>
+                <w:b/>
+                <w:sz w:val="32"/>
+              </w:rPr>
+              <w:t>Vamshi Singam</w:t>
+            </w:r>
+          </w:p>
+          <w:p>
+            <w:r>
+              <w:rPr>
+                <w:rFonts w:ascii="Calibri" w:hAnsi="Calibri"/>
+                <w:b/>
+                <w:sz w:val="18"/>
+              </w:rPr>
+              <w:t>Lead Data Engineer | Agentic AI Solutions Architect</w:t>
+            </w:r>
+          </w:p>
+        </w:tc>
+        <w:tc>
+          <w:tcPr>
+            <w:tcW w:type="dxa" w:w="5400"/>
+          </w:tcPr>
+          <w:p>
+            <w:pPr>
+              <w:jc w:val="right"/>
+            </w:pPr>
+            <w:r/>
+            <w:r>
+              <w:rPr>
+                <w:rFonts w:ascii="Calibri" w:hAnsi="Calibri"/>
+                <w:sz w:val="18"/>
+              </w:rPr>
+              <w:t>+1 346-666-1192</w:t>
+            </w:r>
+          </w:p>
+          <w:p>
+            <w:pPr>
+              <w:jc w:val="right"/>
+            </w:pPr>
+            <w:r>
+              <w:rPr>
+                <w:rFonts w:ascii="Calibri" w:hAnsi="Calibri"/>
+                <w:sz w:val="18"/>
+              </w:rPr>
+              <w:t>vamshi455@gmail.com</w:t>
+            </w:r>
+          </w:p>
+          <w:p>
+            <w:pPr>
+              <w:jc w:val="right"/>
+            </w:pPr>
+            <w:r>
+              <w:rPr>
+                <w:rFonts w:ascii="Calibri" w:hAnsi="Calibri"/>
+                <w:color w:val="0A66C2"/>
+                <w:sz w:val="18"/>
+                <w:u w:val="single"/>
+              </w:rPr>
+              <w:t>LinkedIn</w:t>
+            </w:r>
+            <w:r>
+              <w:rPr>
+                <w:rFonts w:ascii="Calibri" w:hAnsi="Calibri"/>
+                <w:sz w:val="18"/>
+              </w:rPr>
+              <w:t xml:space="preserve"> · </w:t>
+            </w:r>
+            <w:r>
+              <w:rPr>
+                <w:rFonts w:ascii="Calibri" w:hAnsi="Calibri"/>
+                <w:color w:val="181717"/>
+                <w:sz w:val="18"/>
+                <w:u w:val="single"/>
+              </w:rPr>
+              <w:t>GitHub</w:t>
+            </w:r>
+          </w:p>
+        </w:tc>
+      </w:tr>
+    </w:tbl>
+    <w:bookmarkStart w:id="12" w:name="vamshi-singam"/>
+    <w:p>
+      <w:pPr>
+        <w:pStyle w:val="BodyText"/>
       </w:pPr>
       <w:r>
         <w:rPr>
@@ -6170,6 +6279,7 @@
         <w:t xml:space="preserve">ASP.NET, VB.NET, SQL Server, HTML, CSS</w:t>
       </w:r>
     </w:p>
+    <w:bookmarkEnd w:id="12"/>
     <w:sectPr>
       <w:pgSz w:h="15840" w:w="12240"/>
       <w:pgMar w:bottom="576" w:footer="720" w:gutter="0" w:header="720" w:left="720" w:right="720" w:top="576"/>

--- a/resume/Vamshi_Resume_2026.docx
+++ b/resume/Vamshi_Resume_2026.docx
@@ -2,115 +2,41 @@
 <file path=word/document.xml><?xml version="1.0" encoding="utf-8"?>
 <w:document xmlns:w="http://schemas.openxmlformats.org/wordprocessingml/2006/main" xmlns:m="http://schemas.openxmlformats.org/officeDocument/2006/math" xmlns:r="http://schemas.openxmlformats.org/officeDocument/2006/relationships" xmlns:o="urn:schemas-microsoft-com:office:office" xmlns:v="urn:schemas-microsoft-com:vml" xmlns:w10="urn:schemas-microsoft-com:office:word" xmlns:a="http://schemas.openxmlformats.org/drawingml/2006/main" xmlns:pic="http://schemas.openxmlformats.org/drawingml/2006/picture" xmlns:wp="http://schemas.openxmlformats.org/drawingml/2006/wordprocessingDrawing">
   <w:body>
-    <w:tbl>
-      <w:tblPr>
-        <w:tblW w:type="auto" w:w="0"/>
-        <w:tblLayout w:type="autofit"/>
-        <w:tblLook w:firstColumn="1" w:firstRow="1" w:lastColumn="0" w:lastRow="0" w:noHBand="0" w:noVBand="1" w:val="04A0"/>
-        <w:tblBorders>
-          <w:top w:val="none" w:sz="0" w:space="0" w:color="auto"/>
-          <w:left w:val="none" w:sz="0" w:space="0" w:color="auto"/>
-          <w:bottom w:val="none" w:sz="0" w:space="0" w:color="auto"/>
-          <w:right w:val="none" w:sz="0" w:space="0" w:color="auto"/>
-          <w:insideH w:val="none" w:sz="0" w:space="0" w:color="auto"/>
-          <w:insideV w:val="none" w:sz="0" w:space="0" w:color="auto"/>
-        </w:tblBorders>
-        <w:tblW w:w="5000" w:type="pct"/>
-      </w:tblPr>
-      <w:tblGrid>
-        <w:gridCol w:w="5400"/>
-        <w:gridCol w:w="5400"/>
-      </w:tblGrid>
-      <w:tr>
-        <w:tc>
-          <w:tcPr>
-            <w:tcW w:type="dxa" w:w="5400"/>
-          </w:tcPr>
-          <w:p>
-            <w:r/>
-            <w:r>
-              <w:rPr>
-                <w:rFonts w:ascii="Calibri" w:hAnsi="Calibri"/>
-                <w:b/>
-                <w:sz w:val="32"/>
-              </w:rPr>
-              <w:t>Vamshi Singam</w:t>
-            </w:r>
-          </w:p>
-          <w:p>
-            <w:r>
-              <w:rPr>
-                <w:rFonts w:ascii="Calibri" w:hAnsi="Calibri"/>
-                <w:b/>
-                <w:sz w:val="18"/>
-              </w:rPr>
-              <w:t>Lead Data Engineer | Agentic AI Solutions Architect</w:t>
-            </w:r>
-          </w:p>
-        </w:tc>
-        <w:tc>
-          <w:tcPr>
-            <w:tcW w:type="dxa" w:w="5400"/>
-          </w:tcPr>
-          <w:p>
-            <w:pPr>
-              <w:jc w:val="right"/>
-            </w:pPr>
-            <w:r/>
-            <w:r>
-              <w:rPr>
-                <w:rFonts w:ascii="Calibri" w:hAnsi="Calibri"/>
-                <w:sz w:val="18"/>
-              </w:rPr>
-              <w:t>+1 346-666-1192</w:t>
-            </w:r>
-          </w:p>
-          <w:p>
-            <w:pPr>
-              <w:jc w:val="right"/>
-            </w:pPr>
-            <w:r>
-              <w:rPr>
-                <w:rFonts w:ascii="Calibri" w:hAnsi="Calibri"/>
-                <w:sz w:val="18"/>
-              </w:rPr>
-              <w:t>vamshi455@gmail.com</w:t>
-            </w:r>
-          </w:p>
-          <w:p>
-            <w:pPr>
-              <w:jc w:val="right"/>
-            </w:pPr>
-            <w:r>
-              <w:rPr>
-                <w:rFonts w:ascii="Calibri" w:hAnsi="Calibri"/>
-                <w:color w:val="0A66C2"/>
-                <w:sz w:val="18"/>
-                <w:u w:val="single"/>
-              </w:rPr>
-              <w:t>LinkedIn</w:t>
-            </w:r>
-            <w:r>
-              <w:rPr>
-                <w:rFonts w:ascii="Calibri" w:hAnsi="Calibri"/>
-                <w:sz w:val="18"/>
-              </w:rPr>
-              <w:t xml:space="preserve"> · </w:t>
-            </w:r>
-            <w:r>
-              <w:rPr>
-                <w:rFonts w:ascii="Calibri" w:hAnsi="Calibri"/>
-                <w:color w:val="181717"/>
-                <w:sz w:val="18"/>
-                <w:u w:val="single"/>
-              </w:rPr>
-              <w:t>GitHub</w:t>
-            </w:r>
-          </w:p>
-        </w:tc>
-      </w:tr>
-    </w:tbl>
-    <w:bookmarkStart w:id="12" w:name="vamshi-singam"/>
+    <w:bookmarkStart w:id="19" w:name="vamshi-singam"/>
+    <w:p>
+      <w:pPr>
+        <w:pStyle w:val="Heading1"/>
+      </w:pPr>
+      <w:r>
+        <w:t xml:space="preserve">Vamshi Singam</w:t>
+      </w:r>
+    </w:p>
+    <w:p>
+      <w:pPr>
+        <w:pStyle w:val="FirstParagraph"/>
+      </w:pPr>
+      <w:r>
+        <w:rPr>
+          <w:b/>
+          <w:bCs/>
+        </w:rPr>
+        <w:t xml:space="preserve">Lead Data Engineer | Agentic AI Solutions Architect</w:t>
+      </w:r>
+    </w:p>
+    <w:p>
+      <w:pPr>
+        <w:pStyle w:val="BodyText"/>
+      </w:pPr>
+      <w:r>
+        <w:t xml:space="preserve">linkedin.com/in/vamshi-singam-82963556</w:t>
+      </w:r>
+      <w:r>
+        <w:t xml:space="preserve"> </w:t>
+      </w:r>
+      <w:r>
+        <w:t xml:space="preserve">github.com/vamshi455</w:t>
+      </w:r>
+    </w:p>
     <w:p>
       <w:pPr>
         <w:pStyle w:val="BodyText"/>
@@ -1618,7 +1544,13 @@
         </w:numPr>
       </w:pPr>
       <w:r>
-        <w:t xml:space="preserve">Agentic AI Business Solutions Architect (AB-100), Academy Accreditation - Generative AI</w:t>
+        <w:t xml:space="preserve">Foundry &amp; AIP Builder Foundations (Palantir Technologies), Agentic AI</w:t>
+      </w:r>
+      <w:r>
+        <w:t xml:space="preserve"> </w:t>
+      </w:r>
+      <w:r>
+        <w:t xml:space="preserve">Business Solutions Architect (AB-100), Academy Accreditation - Generative AI</w:t>
       </w:r>
       <w:r>
         <w:t xml:space="preserve"> </w:t>
@@ -3300,6 +3232,41 @@
     </w:p>
     <w:p>
       <w:pPr>
+        <w:numPr>
+          <w:ilvl w:val="0"/>
+          <w:numId w:val="1009"/>
+        </w:numPr>
+      </w:pPr>
+      <w:r>
+        <w:t xml:space="preserve">Developed Crude Deal Capture Reporting module delivering P&amp;L reports,</w:t>
+      </w:r>
+      <w:r>
+        <w:t xml:space="preserve"> </w:t>
+      </w:r>
+      <w:r>
+        <w:t xml:space="preserve">exposure reports, trade reconciliation reports, bank statements, and</w:t>
+      </w:r>
+      <w:r>
+        <w:t xml:space="preserve"> </w:t>
+      </w:r>
+      <w:r>
+        <w:t xml:space="preserve">credit balance reports — enabling trading desks to track position-level</w:t>
+      </w:r>
+      <w:r>
+        <w:t xml:space="preserve"> </w:t>
+      </w:r>
+      <w:r>
+        <w:t xml:space="preserve">profitability, counterparty credit risk, and settlement reconciliation</w:t>
+      </w:r>
+      <w:r>
+        <w:t xml:space="preserve"> </w:t>
+      </w:r>
+      <w:r>
+        <w:t xml:space="preserve">across crude trading operations.</w:t>
+      </w:r>
+    </w:p>
+    <w:p>
+      <w:pPr>
         <w:pStyle w:val="FirstParagraph"/>
       </w:pPr>
       <w:r>
@@ -6279,10 +6246,12 @@
         <w:t xml:space="preserve">ASP.NET, VB.NET, SQL Server, HTML, CSS</w:t>
       </w:r>
     </w:p>
-    <w:bookmarkEnd w:id="12"/>
+    <w:bookmarkEnd w:id="19"/>
     <w:sectPr>
+      <w:headerReference r:id="rId9" w:type="default"/>
+      <w:footerReference r:id="rId10" w:type="default"/>
       <w:pgSz w:h="15840" w:w="12240"/>
-      <w:pgMar w:bottom="576" w:footer="720" w:gutter="0" w:header="720" w:left="720" w:right="720" w:top="576"/>
+      <w:pgMar w:bottom="576" w:footer="576" w:gutter="0" w:header="576" w:left="720" w:right="720" w:top="576"/>
       <w:cols w:space="720"/>
       <w:docGrid w:linePitch="360"/>
     </w:sectPr>
@@ -6294,6 +6263,16 @@
 <w:comments xmlns:w="http://schemas.openxmlformats.org/wordprocessingml/2006/main" xmlns:m="http://schemas.openxmlformats.org/officeDocument/2006/math" xmlns:r="http://schemas.openxmlformats.org/officeDocument/2006/relationships" xmlns:o="urn:schemas-microsoft-com:office:office" xmlns:v="urn:schemas-microsoft-com:vml" xmlns:w10="urn:schemas-microsoft-com:office:word" xmlns:a="http://schemas.openxmlformats.org/drawingml/2006/main" xmlns:pic="http://schemas.openxmlformats.org/drawingml/2006/picture" xmlns:wp="http://schemas.openxmlformats.org/drawingml/2006/wordprocessingDrawing"/>
 </file>
 
+<file path=word/footer1.xml><?xml version="1.0" encoding="utf-8"?>
+<w:ftr xmlns:m="http://schemas.openxmlformats.org/officeDocument/2006/math" xmlns:mc="http://schemas.openxmlformats.org/markup-compatibility/2006" xmlns:mo="http://schemas.microsoft.com/office/mac/office/2008/main" xmlns:mv="urn:schemas-microsoft-com:mac:vml" xmlns:o="urn:schemas-microsoft-com:office:office" xmlns:r="http://schemas.openxmlformats.org/officeDocument/2006/relationships" xmlns:v="urn:schemas-microsoft-com:vml" xmlns:w10="urn:schemas-microsoft-com:office:word" xmlns:w14="http://schemas.microsoft.com/office/word/2010/wordml" xmlns:w="http://schemas.openxmlformats.org/wordprocessingml/2006/main" xmlns:wne="http://schemas.microsoft.com/office/word/2006/wordml" xmlns:wp14="http://schemas.microsoft.com/office/word/2010/wordprocessingDrawing" xmlns:wp="http://schemas.openxmlformats.org/drawingml/2006/wordprocessingDrawing" xmlns:wpc="http://schemas.microsoft.com/office/word/2010/wordprocessingCanvas" xmlns:wpg="http://schemas.microsoft.com/office/word/2010/wordprocessingGroup" xmlns:wpi="http://schemas.microsoft.com/office/word/2010/wordprocessingInk" xmlns:wps="http://schemas.microsoft.com/office/word/2010/wordprocessingShape" mc:Ignorable="w14 wp14">
+  <w:p>
+    <w:pPr>
+      <w:spacing w:after="0" w:before="0"/>
+    </w:pPr>
+  </w:p>
+</w:ftr>
+</file>
+
 <file path=word/footnotes.xml><?xml version="1.0" encoding="utf-8"?>
 <w:footnotes xmlns:w="http://schemas.openxmlformats.org/wordprocessingml/2006/main" xmlns:m="http://schemas.openxmlformats.org/officeDocument/2006/math" xmlns:r="http://schemas.openxmlformats.org/officeDocument/2006/relationships" xmlns:o="urn:schemas-microsoft-com:office:office" xmlns:v="urn:schemas-microsoft-com:vml" xmlns:w10="urn:schemas-microsoft-com:office:word" xmlns:a="http://schemas.openxmlformats.org/drawingml/2006/main" xmlns:pic="http://schemas.openxmlformats.org/drawingml/2006/picture" xmlns:wp="http://schemas.openxmlformats.org/drawingml/2006/wordprocessingDrawing">
   <w:footnote w:type="continuationSeparator" w:id="0">
@@ -6311,6 +6290,16 @@
     </w:p>
   </w:footnote>
 </w:footnotes>
+</file>
+
+<file path=word/header1.xml><?xml version="1.0" encoding="utf-8"?>
+<w:hdr xmlns:m="http://schemas.openxmlformats.org/officeDocument/2006/math" xmlns:mc="http://schemas.openxmlformats.org/markup-compatibility/2006" xmlns:mo="http://schemas.microsoft.com/office/mac/office/2008/main" xmlns:mv="urn:schemas-microsoft-com:mac:vml" xmlns:o="urn:schemas-microsoft-com:office:office" xmlns:r="http://schemas.openxmlformats.org/officeDocument/2006/relationships" xmlns:v="urn:schemas-microsoft-com:vml" xmlns:w10="urn:schemas-microsoft-com:office:word" xmlns:w14="http://schemas.microsoft.com/office/word/2010/wordml" xmlns:w="http://schemas.openxmlformats.org/wordprocessingml/2006/main" xmlns:wne="http://schemas.microsoft.com/office/word/2006/wordml" xmlns:wp14="http://schemas.microsoft.com/office/word/2010/wordprocessingDrawing" xmlns:wp="http://schemas.openxmlformats.org/drawingml/2006/wordprocessingDrawing" xmlns:wpc="http://schemas.microsoft.com/office/word/2010/wordprocessingCanvas" xmlns:wpg="http://schemas.microsoft.com/office/word/2010/wordprocessingGroup" xmlns:wpi="http://schemas.microsoft.com/office/word/2010/wordprocessingInk" xmlns:wps="http://schemas.microsoft.com/office/word/2010/wordprocessingShape" mc:Ignorable="w14 wp14">
+  <w:p>
+    <w:pPr>
+      <w:spacing w:after="0" w:before="0"/>
+    </w:pPr>
+  </w:p>
+</w:hdr>
 </file>
 
 <file path=word/numbering.xml><?xml version="1.0" encoding="utf-8"?>
@@ -7057,6 +7046,9 @@
     <w:name w:val="Normal"/>
     <w:qFormat/>
     <w:rsid w:val="00FC693F"/>
+    <w:pPr>
+      <w:spacing w:after="40" w:before="20"/>
+    </w:pPr>
     <w:rPr>
       <w:rFonts w:ascii="Calibri" w:hAnsi="Calibri"/>
       <w:sz w:val="18"/>
@@ -7117,7 +7109,7 @@
     <w:pPr>
       <w:keepNext/>
       <w:keepLines/>
-      <w:spacing w:after="0" w:before="480"/>
+      <w:spacing w:after="40" w:before="60"/>
       <w:outlineLvl w:val="0"/>
     </w:pPr>
     <w:rPr>
@@ -7125,7 +7117,7 @@
       <w:b/>
       <w:bCs/>
       <w:color w:themeColor="accent1" w:themeShade="BF" w:val="365F91"/>
-      <w:sz w:val="22"/>
+      <w:sz w:val="26"/>
       <w:szCs w:val="28"/>
     </w:rPr>
   </w:style>
@@ -7141,7 +7133,7 @@
     <w:pPr>
       <w:keepNext/>
       <w:keepLines/>
-      <w:spacing w:after="0" w:before="200"/>
+      <w:spacing w:after="40" w:before="60"/>
       <w:outlineLvl w:val="1"/>
     </w:pPr>
     <w:rPr>
@@ -7149,7 +7141,7 @@
       <w:b/>
       <w:bCs/>
       <w:color w:themeColor="accent1" w:val="4F81BD"/>
-      <w:sz w:val="20"/>
+      <w:sz w:val="22"/>
       <w:szCs w:val="26"/>
     </w:rPr>
   </w:style>
@@ -7165,7 +7157,7 @@
     <w:pPr>
       <w:keepNext/>
       <w:keepLines/>
-      <w:spacing w:after="0" w:before="200"/>
+      <w:spacing w:after="40" w:before="60"/>
       <w:outlineLvl w:val="2"/>
     </w:pPr>
     <w:rPr>
@@ -7189,7 +7181,7 @@
     <w:pPr>
       <w:keepNext/>
       <w:keepLines/>
-      <w:spacing w:after="0" w:before="200"/>
+      <w:spacing w:after="40" w:before="60"/>
       <w:outlineLvl w:val="3"/>
     </w:pPr>
     <w:rPr>
@@ -7199,6 +7191,7 @@
       <w:i/>
       <w:iCs/>
       <w:color w:themeColor="accent1" w:val="4F81BD"/>
+      <w:sz w:val="18"/>
     </w:rPr>
   </w:style>
   <w:style w:styleId="Heading5" w:type="paragraph">
@@ -7287,7 +7280,7 @@
     <w:rPr>
       <w:rFonts w:asciiTheme="majorHAnsi" w:cstheme="majorBidi" w:eastAsiaTheme="majorEastAsia" w:hAnsiTheme="majorHAnsi"/>
       <w:color w:themeColor="accent1" w:val="4F81BD"/>
-      <w:sz w:val="20"/>
+      <w:sz w:val="18"/>
       <w:szCs w:val="20"/>
     </w:rPr>
   </w:style>
@@ -7312,7 +7305,7 @@
       <w:i/>
       <w:iCs/>
       <w:color w:themeColor="text1" w:themeTint="BF" w:val="404040"/>
-      <w:sz w:val="20"/>
+      <w:sz w:val="18"/>
       <w:szCs w:val="20"/>
     </w:rPr>
   </w:style>
@@ -7363,7 +7356,7 @@
       <w:b/>
       <w:bCs/>
       <w:color w:themeColor="accent1" w:themeShade="BF" w:val="365F91"/>
-      <w:sz w:val="28"/>
+      <w:sz w:val="24"/>
       <w:szCs w:val="28"/>
     </w:rPr>
   </w:style>
@@ -7378,7 +7371,7 @@
       <w:b/>
       <w:bCs/>
       <w:color w:themeColor="accent1" w:val="4F81BD"/>
-      <w:sz w:val="26"/>
+      <w:sz w:val="22"/>
       <w:szCs w:val="26"/>
     </w:rPr>
   </w:style>
@@ -7415,7 +7408,7 @@
       <w:color w:themeColor="text2" w:themeShade="BF" w:val="17365D"/>
       <w:spacing w:val="5"/>
       <w:kern w:val="28"/>
-      <w:sz w:val="52"/>
+      <w:sz w:val="48"/>
       <w:szCs w:val="52"/>
     </w:rPr>
   </w:style>
@@ -7430,7 +7423,7 @@
       <w:color w:themeColor="text2" w:themeShade="BF" w:val="17365D"/>
       <w:spacing w:val="5"/>
       <w:kern w:val="28"/>
-      <w:sz w:val="52"/>
+      <w:sz w:val="48"/>
       <w:szCs w:val="52"/>
     </w:rPr>
   </w:style>
@@ -7453,7 +7446,7 @@
       <w:iCs/>
       <w:color w:themeColor="accent1" w:val="4F81BD"/>
       <w:spacing w:val="15"/>
-      <w:sz w:val="24"/>
+      <w:sz w:val="20"/>
       <w:szCs w:val="24"/>
     </w:rPr>
   </w:style>
@@ -7469,7 +7462,7 @@
       <w:iCs/>
       <w:color w:themeColor="accent1" w:val="4F81BD"/>
       <w:spacing w:val="15"/>
-      <w:sz w:val="24"/>
+      <w:sz w:val="20"/>
       <w:szCs w:val="24"/>
     </w:rPr>
   </w:style>
@@ -7712,7 +7705,7 @@
     </w:pPr>
     <w:rPr>
       <w:rFonts w:ascii="Courier" w:hAnsi="Courier"/>
-      <w:sz w:val="20"/>
+      <w:sz w:val="18"/>
       <w:szCs w:val="20"/>
     </w:rPr>
   </w:style>
@@ -7724,7 +7717,7 @@
     <w:rsid w:val="0029639D"/>
     <w:rPr>
       <w:rFonts w:ascii="Courier" w:hAnsi="Courier"/>
-      <w:sz w:val="20"/>
+      <w:sz w:val="18"/>
       <w:szCs w:val="20"/>
     </w:rPr>
   </w:style>
@@ -7820,7 +7813,7 @@
     <w:rPr>
       <w:rFonts w:asciiTheme="majorHAnsi" w:cstheme="majorBidi" w:eastAsiaTheme="majorEastAsia" w:hAnsiTheme="majorHAnsi"/>
       <w:color w:themeColor="accent1" w:val="4F81BD"/>
-      <w:sz w:val="20"/>
+      <w:sz w:val="18"/>
       <w:szCs w:val="20"/>
     </w:rPr>
   </w:style>
@@ -7836,7 +7829,7 @@
       <w:i/>
       <w:iCs/>
       <w:color w:themeColor="text1" w:themeTint="BF" w:val="404040"/>
-      <w:sz w:val="20"/>
+      <w:sz w:val="18"/>
       <w:szCs w:val="20"/>
     </w:rPr>
   </w:style>
